--- a/Workshops/Workshop 4 - Diagnosing LM with continuous predictors/W4_w_answers.docx
+++ b/Workshops/Workshop 4 - Diagnosing LM with continuous predictors/W4_w_answers.docx
@@ -101,7 +101,7 @@
         <w:t xml:space="preserve"> </w:t>
       </w:r>
       <w:r>
-        <w:t xml:space="preserve">2024-08-16</w:t>
+        <w:t xml:space="preserve">2024-08-18</w:t>
       </w:r>
     </w:p>
     <w:sdt>
@@ -3739,6 +3739,9 @@
         <w:pStyle w:val="Heading2"/>
       </w:pPr>
       <w:r>
+        <w:rPr>
+          <w:rStyle w:val="VerbatimChar"/>
+        </w:rPr>
         <w:t xml:space="preserve">Residuals vs Leverage</w:t>
       </w:r>
     </w:p>
@@ -4313,13 +4316,13 @@
       </w:r>
     </w:p>
     <w:bookmarkEnd w:id="74"/>
-    <w:bookmarkStart w:id="76" w:name="the-beetles"/>
+    <w:bookmarkStart w:id="94" w:name="the-beetles"/>
     <w:p>
       <w:pPr>
         <w:pStyle w:val="Heading1"/>
       </w:pPr>
       <w:r>
-        <w:t xml:space="preserve">The beetles</w:t>
+        <w:t xml:space="preserve">The Beetles</w:t>
       </w:r>
     </w:p>
     <w:p>
@@ -4330,7 +4333,7 @@
         <w:t xml:space="preserve">Having diagnosed the boto model, let’s move on to the beetle model from the last workshop. If you haven’t run that model yet, do so now. Once you have, go through the process of checking the model diagnostics to determine if you’re willing to place your trust in the model.</w:t>
       </w:r>
     </w:p>
-    <w:bookmarkStart w:id="75" w:name="question-set-two"/>
+    <w:bookmarkStart w:id="93" w:name="question-set-two"/>
     <w:p>
       <w:pPr>
         <w:pStyle w:val="Heading2"/>
@@ -4362,9 +4365,902 @@
         <w:t xml:space="preserve"># The model has pretty clear non-linearity, and fitting a linear trend really messes up inference because the beetles have a thermal optimum at about 20 degrees. Too cold or too hot are equally bad and result in fewer offspring being produced. Basically, we're trying to fit a straight line through a hump. It just doesn't work.</w:t>
       </w:r>
     </w:p>
-    <w:bookmarkEnd w:id="75"/>
-    <w:bookmarkEnd w:id="76"/>
-    <w:bookmarkStart w:id="77" w:name="assumption-table"/>
+    <w:p>
+      <w:pPr>
+        <w:pStyle w:val="SourceCode"/>
+      </w:pPr>
+      <w:r>
+        <w:rPr>
+          <w:rStyle w:val="CommentTok"/>
+        </w:rPr>
+        <w:t xml:space="preserve"># Load data</w:t>
+      </w:r>
+      <w:r>
+        <w:br/>
+      </w:r>
+      <w:r>
+        <w:rPr>
+          <w:rStyle w:val="NormalTok"/>
+        </w:rPr>
+        <w:t xml:space="preserve">beetles </w:t>
+      </w:r>
+      <w:r>
+        <w:rPr>
+          <w:rStyle w:val="OtherTok"/>
+        </w:rPr>
+        <w:t xml:space="preserve">&lt;-</w:t>
+      </w:r>
+      <w:r>
+        <w:rPr>
+          <w:rStyle w:val="NormalTok"/>
+        </w:rPr>
+        <w:t xml:space="preserve"> </w:t>
+      </w:r>
+      <w:r>
+        <w:rPr>
+          <w:rStyle w:val="FunctionTok"/>
+        </w:rPr>
+        <w:t xml:space="preserve">read.table</w:t>
+      </w:r>
+      <w:r>
+        <w:rPr>
+          <w:rStyle w:val="NormalTok"/>
+        </w:rPr>
+        <w:t xml:space="preserve">(</w:t>
+      </w:r>
+      <w:r>
+        <w:rPr>
+          <w:rStyle w:val="StringTok"/>
+        </w:rPr>
+        <w:t xml:space="preserve">"H:/BI3010/Workshop3/beetles.txt"</w:t>
+      </w:r>
+      <w:r>
+        <w:rPr>
+          <w:rStyle w:val="NormalTok"/>
+        </w:rPr>
+        <w:t xml:space="preserve">, </w:t>
+      </w:r>
+      <w:r>
+        <w:rPr>
+          <w:rStyle w:val="AttributeTok"/>
+        </w:rPr>
+        <w:t xml:space="preserve">header =</w:t>
+      </w:r>
+      <w:r>
+        <w:rPr>
+          <w:rStyle w:val="NormalTok"/>
+        </w:rPr>
+        <w:t xml:space="preserve"> </w:t>
+      </w:r>
+      <w:r>
+        <w:rPr>
+          <w:rStyle w:val="ConstantTok"/>
+        </w:rPr>
+        <w:t xml:space="preserve">TRUE</w:t>
+      </w:r>
+      <w:r>
+        <w:rPr>
+          <w:rStyle w:val="NormalTok"/>
+        </w:rPr>
+        <w:t xml:space="preserve">)</w:t>
+      </w:r>
+    </w:p>
+    <w:p>
+      <w:pPr>
+        <w:pStyle w:val="SourceCode"/>
+      </w:pPr>
+      <w:r>
+        <w:rPr>
+          <w:rStyle w:val="CommentTok"/>
+        </w:rPr>
+        <w:t xml:space="preserve"># EDA</w:t>
+      </w:r>
+      <w:r>
+        <w:br/>
+      </w:r>
+      <w:r>
+        <w:rPr>
+          <w:rStyle w:val="FunctionTok"/>
+        </w:rPr>
+        <w:t xml:space="preserve">summary</w:t>
+      </w:r>
+      <w:r>
+        <w:rPr>
+          <w:rStyle w:val="NormalTok"/>
+        </w:rPr>
+        <w:t xml:space="preserve">(beetles)</w:t>
+      </w:r>
+      <w:r>
+        <w:br/>
+      </w:r>
+      <w:r>
+        <w:rPr>
+          <w:rStyle w:val="FunctionTok"/>
+        </w:rPr>
+        <w:t xml:space="preserve">ggplot</w:t>
+      </w:r>
+      <w:r>
+        <w:rPr>
+          <w:rStyle w:val="NormalTok"/>
+        </w:rPr>
+        <w:t xml:space="preserve">(beetles) </w:t>
+      </w:r>
+      <w:r>
+        <w:rPr>
+          <w:rStyle w:val="SpecialCharTok"/>
+        </w:rPr>
+        <w:t xml:space="preserve">+</w:t>
+      </w:r>
+      <w:r>
+        <w:br/>
+      </w:r>
+      <w:r>
+        <w:rPr>
+          <w:rStyle w:val="NormalTok"/>
+        </w:rPr>
+        <w:t xml:space="preserve">  </w:t>
+      </w:r>
+      <w:r>
+        <w:rPr>
+          <w:rStyle w:val="FunctionTok"/>
+        </w:rPr>
+        <w:t xml:space="preserve">geom_point</w:t>
+      </w:r>
+      <w:r>
+        <w:rPr>
+          <w:rStyle w:val="NormalTok"/>
+        </w:rPr>
+        <w:t xml:space="preserve">(</w:t>
+      </w:r>
+      <w:r>
+        <w:rPr>
+          <w:rStyle w:val="FunctionTok"/>
+        </w:rPr>
+        <w:t xml:space="preserve">aes</w:t>
+      </w:r>
+      <w:r>
+        <w:rPr>
+          <w:rStyle w:val="NormalTok"/>
+        </w:rPr>
+        <w:t xml:space="preserve">(</w:t>
+      </w:r>
+      <w:r>
+        <w:rPr>
+          <w:rStyle w:val="AttributeTok"/>
+        </w:rPr>
+        <w:t xml:space="preserve">x =</w:t>
+      </w:r>
+      <w:r>
+        <w:rPr>
+          <w:rStyle w:val="NormalTok"/>
+        </w:rPr>
+        <w:t xml:space="preserve"> temperature, </w:t>
+      </w:r>
+      <w:r>
+        <w:rPr>
+          <w:rStyle w:val="AttributeTok"/>
+        </w:rPr>
+        <w:t xml:space="preserve">y =</w:t>
+      </w:r>
+      <w:r>
+        <w:rPr>
+          <w:rStyle w:val="NormalTok"/>
+        </w:rPr>
+        <w:t xml:space="preserve"> offspring)) </w:t>
+      </w:r>
+      <w:r>
+        <w:rPr>
+          <w:rStyle w:val="SpecialCharTok"/>
+        </w:rPr>
+        <w:t xml:space="preserve">+</w:t>
+      </w:r>
+      <w:r>
+        <w:br/>
+      </w:r>
+      <w:r>
+        <w:rPr>
+          <w:rStyle w:val="NormalTok"/>
+        </w:rPr>
+        <w:t xml:space="preserve">  </w:t>
+      </w:r>
+      <w:r>
+        <w:rPr>
+          <w:rStyle w:val="FunctionTok"/>
+        </w:rPr>
+        <w:t xml:space="preserve">theme_minimal</w:t>
+      </w:r>
+      <w:r>
+        <w:rPr>
+          <w:rStyle w:val="NormalTok"/>
+        </w:rPr>
+        <w:t xml:space="preserve">()</w:t>
+      </w:r>
+    </w:p>
+    <w:p>
+      <w:pPr>
+        <w:pStyle w:val="FirstParagraph"/>
+      </w:pPr>
+      <w:r>
+        <w:drawing>
+          <wp:inline>
+            <wp:extent cx="4620126" cy="3696101"/>
+            <wp:effectExtent b="0" l="0" r="0" t="0"/>
+            <wp:docPr descr="" title="" id="76" name="Picture"/>
+            <a:graphic>
+              <a:graphicData uri="http://schemas.openxmlformats.org/drawingml/2006/picture">
+                <pic:pic>
+                  <pic:nvPicPr>
+                    <pic:cNvPr descr="W4_w_answers_files/figure-docx/unnamed-chunk-31-1.png" id="77" name="Picture"/>
+                    <pic:cNvPicPr>
+                      <a:picLocks noChangeArrowheads="1" noChangeAspect="1"/>
+                    </pic:cNvPicPr>
+                  </pic:nvPicPr>
+                  <pic:blipFill>
+                    <a:blip r:embed="rId75"/>
+                    <a:stretch>
+                      <a:fillRect/>
+                    </a:stretch>
+                  </pic:blipFill>
+                  <pic:spPr bwMode="auto">
+                    <a:xfrm>
+                      <a:off x="0" y="0"/>
+                      <a:ext cx="4620126" cy="3696101"/>
+                    </a:xfrm>
+                    <a:prstGeom prst="rect">
+                      <a:avLst/>
+                    </a:prstGeom>
+                    <a:noFill/>
+                    <a:ln w="9525">
+                      <a:noFill/>
+                      <a:headEnd/>
+                      <a:tailEnd/>
+                    </a:ln>
+                  </pic:spPr>
+                </pic:pic>
+              </a:graphicData>
+            </a:graphic>
+          </wp:inline>
+        </w:drawing>
+      </w:r>
+    </w:p>
+    <w:p>
+      <w:pPr>
+        <w:pStyle w:val="SourceCode"/>
+      </w:pPr>
+      <w:r>
+        <w:rPr>
+          <w:rStyle w:val="CommentTok"/>
+        </w:rPr>
+        <w:t xml:space="preserve"># Relationship looks non-linear</w:t>
+      </w:r>
+      <w:r>
+        <w:br/>
+      </w:r>
+      <w:r>
+        <w:br/>
+      </w:r>
+      <w:r>
+        <w:rPr>
+          <w:rStyle w:val="CommentTok"/>
+        </w:rPr>
+        <w:t xml:space="preserve"># Model fit</w:t>
+      </w:r>
+      <w:r>
+        <w:br/>
+      </w:r>
+      <w:r>
+        <w:rPr>
+          <w:rStyle w:val="NormalTok"/>
+        </w:rPr>
+        <w:t xml:space="preserve">beetles_mod </w:t>
+      </w:r>
+      <w:r>
+        <w:rPr>
+          <w:rStyle w:val="OtherTok"/>
+        </w:rPr>
+        <w:t xml:space="preserve">&lt;-</w:t>
+      </w:r>
+      <w:r>
+        <w:rPr>
+          <w:rStyle w:val="NormalTok"/>
+        </w:rPr>
+        <w:t xml:space="preserve"> </w:t>
+      </w:r>
+      <w:r>
+        <w:rPr>
+          <w:rStyle w:val="FunctionTok"/>
+        </w:rPr>
+        <w:t xml:space="preserve">lm</w:t>
+      </w:r>
+      <w:r>
+        <w:rPr>
+          <w:rStyle w:val="NormalTok"/>
+        </w:rPr>
+        <w:t xml:space="preserve">(offspring </w:t>
+      </w:r>
+      <w:r>
+        <w:rPr>
+          <w:rStyle w:val="SpecialCharTok"/>
+        </w:rPr>
+        <w:t xml:space="preserve">~</w:t>
+      </w:r>
+      <w:r>
+        <w:rPr>
+          <w:rStyle w:val="NormalTok"/>
+        </w:rPr>
+        <w:t xml:space="preserve"> temperature, </w:t>
+      </w:r>
+      <w:r>
+        <w:rPr>
+          <w:rStyle w:val="AttributeTok"/>
+        </w:rPr>
+        <w:t xml:space="preserve">data =</w:t>
+      </w:r>
+      <w:r>
+        <w:rPr>
+          <w:rStyle w:val="NormalTok"/>
+        </w:rPr>
+        <w:t xml:space="preserve"> beetles)</w:t>
+      </w:r>
+      <w:r>
+        <w:br/>
+      </w:r>
+      <w:r>
+        <w:br/>
+      </w:r>
+      <w:r>
+        <w:rPr>
+          <w:rStyle w:val="CommentTok"/>
+        </w:rPr>
+        <w:t xml:space="preserve"># Diagnostics</w:t>
+      </w:r>
+      <w:r>
+        <w:br/>
+      </w:r>
+      <w:r>
+        <w:rPr>
+          <w:rStyle w:val="FunctionTok"/>
+        </w:rPr>
+        <w:t xml:space="preserve">plot</w:t>
+      </w:r>
+      <w:r>
+        <w:rPr>
+          <w:rStyle w:val="NormalTok"/>
+        </w:rPr>
+        <w:t xml:space="preserve">(beetles_mod)</w:t>
+      </w:r>
+    </w:p>
+    <w:p>
+      <w:pPr>
+        <w:pStyle w:val="FirstParagraph"/>
+      </w:pPr>
+      <w:r>
+        <w:drawing>
+          <wp:inline>
+            <wp:extent cx="4620126" cy="3696101"/>
+            <wp:effectExtent b="0" l="0" r="0" t="0"/>
+            <wp:docPr descr="" title="" id="79" name="Picture"/>
+            <a:graphic>
+              <a:graphicData uri="http://schemas.openxmlformats.org/drawingml/2006/picture">
+                <pic:pic>
+                  <pic:nvPicPr>
+                    <pic:cNvPr descr="W4_w_answers_files/figure-docx/unnamed-chunk-31-2.png" id="80" name="Picture"/>
+                    <pic:cNvPicPr>
+                      <a:picLocks noChangeArrowheads="1" noChangeAspect="1"/>
+                    </pic:cNvPicPr>
+                  </pic:nvPicPr>
+                  <pic:blipFill>
+                    <a:blip r:embed="rId78"/>
+                    <a:stretch>
+                      <a:fillRect/>
+                    </a:stretch>
+                  </pic:blipFill>
+                  <pic:spPr bwMode="auto">
+                    <a:xfrm>
+                      <a:off x="0" y="0"/>
+                      <a:ext cx="4620126" cy="3696101"/>
+                    </a:xfrm>
+                    <a:prstGeom prst="rect">
+                      <a:avLst/>
+                    </a:prstGeom>
+                    <a:noFill/>
+                    <a:ln w="9525">
+                      <a:noFill/>
+                      <a:headEnd/>
+                      <a:tailEnd/>
+                    </a:ln>
+                  </pic:spPr>
+                </pic:pic>
+              </a:graphicData>
+            </a:graphic>
+          </wp:inline>
+        </w:drawing>
+      </w:r>
+      <w:r>
+        <w:drawing>
+          <wp:inline>
+            <wp:extent cx="4620126" cy="3696101"/>
+            <wp:effectExtent b="0" l="0" r="0" t="0"/>
+            <wp:docPr descr="" title="" id="82" name="Picture"/>
+            <a:graphic>
+              <a:graphicData uri="http://schemas.openxmlformats.org/drawingml/2006/picture">
+                <pic:pic>
+                  <pic:nvPicPr>
+                    <pic:cNvPr descr="W4_w_answers_files/figure-docx/unnamed-chunk-31-3.png" id="83" name="Picture"/>
+                    <pic:cNvPicPr>
+                      <a:picLocks noChangeArrowheads="1" noChangeAspect="1"/>
+                    </pic:cNvPicPr>
+                  </pic:nvPicPr>
+                  <pic:blipFill>
+                    <a:blip r:embed="rId81"/>
+                    <a:stretch>
+                      <a:fillRect/>
+                    </a:stretch>
+                  </pic:blipFill>
+                  <pic:spPr bwMode="auto">
+                    <a:xfrm>
+                      <a:off x="0" y="0"/>
+                      <a:ext cx="4620126" cy="3696101"/>
+                    </a:xfrm>
+                    <a:prstGeom prst="rect">
+                      <a:avLst/>
+                    </a:prstGeom>
+                    <a:noFill/>
+                    <a:ln w="9525">
+                      <a:noFill/>
+                      <a:headEnd/>
+                      <a:tailEnd/>
+                    </a:ln>
+                  </pic:spPr>
+                </pic:pic>
+              </a:graphicData>
+            </a:graphic>
+          </wp:inline>
+        </w:drawing>
+      </w:r>
+      <w:r>
+        <w:drawing>
+          <wp:inline>
+            <wp:extent cx="4620126" cy="3696101"/>
+            <wp:effectExtent b="0" l="0" r="0" t="0"/>
+            <wp:docPr descr="" title="" id="85" name="Picture"/>
+            <a:graphic>
+              <a:graphicData uri="http://schemas.openxmlformats.org/drawingml/2006/picture">
+                <pic:pic>
+                  <pic:nvPicPr>
+                    <pic:cNvPr descr="W4_w_answers_files/figure-docx/unnamed-chunk-31-4.png" id="86" name="Picture"/>
+                    <pic:cNvPicPr>
+                      <a:picLocks noChangeArrowheads="1" noChangeAspect="1"/>
+                    </pic:cNvPicPr>
+                  </pic:nvPicPr>
+                  <pic:blipFill>
+                    <a:blip r:embed="rId84"/>
+                    <a:stretch>
+                      <a:fillRect/>
+                    </a:stretch>
+                  </pic:blipFill>
+                  <pic:spPr bwMode="auto">
+                    <a:xfrm>
+                      <a:off x="0" y="0"/>
+                      <a:ext cx="4620126" cy="3696101"/>
+                    </a:xfrm>
+                    <a:prstGeom prst="rect">
+                      <a:avLst/>
+                    </a:prstGeom>
+                    <a:noFill/>
+                    <a:ln w="9525">
+                      <a:noFill/>
+                      <a:headEnd/>
+                      <a:tailEnd/>
+                    </a:ln>
+                  </pic:spPr>
+                </pic:pic>
+              </a:graphicData>
+            </a:graphic>
+          </wp:inline>
+        </w:drawing>
+      </w:r>
+      <w:r>
+        <w:drawing>
+          <wp:inline>
+            <wp:extent cx="4620126" cy="3696101"/>
+            <wp:effectExtent b="0" l="0" r="0" t="0"/>
+            <wp:docPr descr="" title="" id="88" name="Picture"/>
+            <a:graphic>
+              <a:graphicData uri="http://schemas.openxmlformats.org/drawingml/2006/picture">
+                <pic:pic>
+                  <pic:nvPicPr>
+                    <pic:cNvPr descr="W4_w_answers_files/figure-docx/unnamed-chunk-31-5.png" id="89" name="Picture"/>
+                    <pic:cNvPicPr>
+                      <a:picLocks noChangeArrowheads="1" noChangeAspect="1"/>
+                    </pic:cNvPicPr>
+                  </pic:nvPicPr>
+                  <pic:blipFill>
+                    <a:blip r:embed="rId87"/>
+                    <a:stretch>
+                      <a:fillRect/>
+                    </a:stretch>
+                  </pic:blipFill>
+                  <pic:spPr bwMode="auto">
+                    <a:xfrm>
+                      <a:off x="0" y="0"/>
+                      <a:ext cx="4620126" cy="3696101"/>
+                    </a:xfrm>
+                    <a:prstGeom prst="rect">
+                      <a:avLst/>
+                    </a:prstGeom>
+                    <a:noFill/>
+                    <a:ln w="9525">
+                      <a:noFill/>
+                      <a:headEnd/>
+                      <a:tailEnd/>
+                    </a:ln>
+                  </pic:spPr>
+                </pic:pic>
+              </a:graphicData>
+            </a:graphic>
+          </wp:inline>
+        </w:drawing>
+      </w:r>
+    </w:p>
+    <w:p>
+      <w:pPr>
+        <w:pStyle w:val="SourceCode"/>
+      </w:pPr>
+      <w:r>
+        <w:rPr>
+          <w:rStyle w:val="CommentTok"/>
+        </w:rPr>
+        <w:t xml:space="preserve"># Plot predictions (with raw data as points)</w:t>
+      </w:r>
+      <w:r>
+        <w:br/>
+      </w:r>
+      <w:r>
+        <w:rPr>
+          <w:rStyle w:val="NormalTok"/>
+        </w:rPr>
+        <w:t xml:space="preserve">beetles</w:t>
+      </w:r>
+      <w:r>
+        <w:rPr>
+          <w:rStyle w:val="SpecialCharTok"/>
+        </w:rPr>
+        <w:t xml:space="preserve">$</w:t>
+      </w:r>
+      <w:r>
+        <w:rPr>
+          <w:rStyle w:val="NormalTok"/>
+        </w:rPr>
+        <w:t xml:space="preserve">fit </w:t>
+      </w:r>
+      <w:r>
+        <w:rPr>
+          <w:rStyle w:val="OtherTok"/>
+        </w:rPr>
+        <w:t xml:space="preserve">&lt;-</w:t>
+      </w:r>
+      <w:r>
+        <w:rPr>
+          <w:rStyle w:val="NormalTok"/>
+        </w:rPr>
+        <w:t xml:space="preserve"> </w:t>
+      </w:r>
+      <w:r>
+        <w:rPr>
+          <w:rStyle w:val="FunctionTok"/>
+        </w:rPr>
+        <w:t xml:space="preserve">predict</w:t>
+      </w:r>
+      <w:r>
+        <w:rPr>
+          <w:rStyle w:val="NormalTok"/>
+        </w:rPr>
+        <w:t xml:space="preserve">(beetles_mod)</w:t>
+      </w:r>
+      <w:r>
+        <w:br/>
+      </w:r>
+      <w:r>
+        <w:rPr>
+          <w:rStyle w:val="FunctionTok"/>
+        </w:rPr>
+        <w:t xml:space="preserve">ggplot</w:t>
+      </w:r>
+      <w:r>
+        <w:rPr>
+          <w:rStyle w:val="NormalTok"/>
+        </w:rPr>
+        <w:t xml:space="preserve">(beetles) </w:t>
+      </w:r>
+      <w:r>
+        <w:rPr>
+          <w:rStyle w:val="SpecialCharTok"/>
+        </w:rPr>
+        <w:t xml:space="preserve">+</w:t>
+      </w:r>
+      <w:r>
+        <w:br/>
+      </w:r>
+      <w:r>
+        <w:rPr>
+          <w:rStyle w:val="NormalTok"/>
+        </w:rPr>
+        <w:t xml:space="preserve">  </w:t>
+      </w:r>
+      <w:r>
+        <w:rPr>
+          <w:rStyle w:val="FunctionTok"/>
+        </w:rPr>
+        <w:t xml:space="preserve">geom_point</w:t>
+      </w:r>
+      <w:r>
+        <w:rPr>
+          <w:rStyle w:val="NormalTok"/>
+        </w:rPr>
+        <w:t xml:space="preserve">(</w:t>
+      </w:r>
+      <w:r>
+        <w:rPr>
+          <w:rStyle w:val="FunctionTok"/>
+        </w:rPr>
+        <w:t xml:space="preserve">aes</w:t>
+      </w:r>
+      <w:r>
+        <w:rPr>
+          <w:rStyle w:val="NormalTok"/>
+        </w:rPr>
+        <w:t xml:space="preserve">(</w:t>
+      </w:r>
+      <w:r>
+        <w:rPr>
+          <w:rStyle w:val="AttributeTok"/>
+        </w:rPr>
+        <w:t xml:space="preserve">x =</w:t>
+      </w:r>
+      <w:r>
+        <w:rPr>
+          <w:rStyle w:val="NormalTok"/>
+        </w:rPr>
+        <w:t xml:space="preserve"> temperature, </w:t>
+      </w:r>
+      <w:r>
+        <w:rPr>
+          <w:rStyle w:val="AttributeTok"/>
+        </w:rPr>
+        <w:t xml:space="preserve">y =</w:t>
+      </w:r>
+      <w:r>
+        <w:rPr>
+          <w:rStyle w:val="NormalTok"/>
+        </w:rPr>
+        <w:t xml:space="preserve"> offspring)) </w:t>
+      </w:r>
+      <w:r>
+        <w:rPr>
+          <w:rStyle w:val="SpecialCharTok"/>
+        </w:rPr>
+        <w:t xml:space="preserve">+</w:t>
+      </w:r>
+      <w:r>
+        <w:br/>
+      </w:r>
+      <w:r>
+        <w:rPr>
+          <w:rStyle w:val="NormalTok"/>
+        </w:rPr>
+        <w:t xml:space="preserve">  </w:t>
+      </w:r>
+      <w:r>
+        <w:rPr>
+          <w:rStyle w:val="FunctionTok"/>
+        </w:rPr>
+        <w:t xml:space="preserve">geom_line</w:t>
+      </w:r>
+      <w:r>
+        <w:rPr>
+          <w:rStyle w:val="NormalTok"/>
+        </w:rPr>
+        <w:t xml:space="preserve">(</w:t>
+      </w:r>
+      <w:r>
+        <w:rPr>
+          <w:rStyle w:val="FunctionTok"/>
+        </w:rPr>
+        <w:t xml:space="preserve">aes</w:t>
+      </w:r>
+      <w:r>
+        <w:rPr>
+          <w:rStyle w:val="NormalTok"/>
+        </w:rPr>
+        <w:t xml:space="preserve">(</w:t>
+      </w:r>
+      <w:r>
+        <w:rPr>
+          <w:rStyle w:val="AttributeTok"/>
+        </w:rPr>
+        <w:t xml:space="preserve">x =</w:t>
+      </w:r>
+      <w:r>
+        <w:rPr>
+          <w:rStyle w:val="NormalTok"/>
+        </w:rPr>
+        <w:t xml:space="preserve"> temperature, </w:t>
+      </w:r>
+      <w:r>
+        <w:rPr>
+          <w:rStyle w:val="AttributeTok"/>
+        </w:rPr>
+        <w:t xml:space="preserve">y =</w:t>
+      </w:r>
+      <w:r>
+        <w:rPr>
+          <w:rStyle w:val="NormalTok"/>
+        </w:rPr>
+        <w:t xml:space="preserve"> fit)) </w:t>
+      </w:r>
+      <w:r>
+        <w:rPr>
+          <w:rStyle w:val="SpecialCharTok"/>
+        </w:rPr>
+        <w:t xml:space="preserve">+</w:t>
+      </w:r>
+      <w:r>
+        <w:br/>
+      </w:r>
+      <w:r>
+        <w:rPr>
+          <w:rStyle w:val="NormalTok"/>
+        </w:rPr>
+        <w:t xml:space="preserve">  </w:t>
+      </w:r>
+      <w:r>
+        <w:rPr>
+          <w:rStyle w:val="FunctionTok"/>
+        </w:rPr>
+        <w:t xml:space="preserve">labs</w:t>
+      </w:r>
+      <w:r>
+        <w:rPr>
+          <w:rStyle w:val="NormalTok"/>
+        </w:rPr>
+        <w:t xml:space="preserve">(</w:t>
+      </w:r>
+      <w:r>
+        <w:rPr>
+          <w:rStyle w:val="AttributeTok"/>
+        </w:rPr>
+        <w:t xml:space="preserve">x =</w:t>
+      </w:r>
+      <w:r>
+        <w:rPr>
+          <w:rStyle w:val="NormalTok"/>
+        </w:rPr>
+        <w:t xml:space="preserve"> </w:t>
+      </w:r>
+      <w:r>
+        <w:rPr>
+          <w:rStyle w:val="StringTok"/>
+        </w:rPr>
+        <w:t xml:space="preserve">"Temperature"</w:t>
+      </w:r>
+      <w:r>
+        <w:rPr>
+          <w:rStyle w:val="NormalTok"/>
+        </w:rPr>
+        <w:t xml:space="preserve">,</w:t>
+      </w:r>
+      <w:r>
+        <w:br/>
+      </w:r>
+      <w:r>
+        <w:rPr>
+          <w:rStyle w:val="NormalTok"/>
+        </w:rPr>
+        <w:t xml:space="preserve">       </w:t>
+      </w:r>
+      <w:r>
+        <w:rPr>
+          <w:rStyle w:val="AttributeTok"/>
+        </w:rPr>
+        <w:t xml:space="preserve">y =</w:t>
+      </w:r>
+      <w:r>
+        <w:rPr>
+          <w:rStyle w:val="NormalTok"/>
+        </w:rPr>
+        <w:t xml:space="preserve"> </w:t>
+      </w:r>
+      <w:r>
+        <w:rPr>
+          <w:rStyle w:val="StringTok"/>
+        </w:rPr>
+        <w:t xml:space="preserve">"Offspring"</w:t>
+      </w:r>
+      <w:r>
+        <w:rPr>
+          <w:rStyle w:val="NormalTok"/>
+        </w:rPr>
+        <w:t xml:space="preserve">) </w:t>
+      </w:r>
+      <w:r>
+        <w:rPr>
+          <w:rStyle w:val="SpecialCharTok"/>
+        </w:rPr>
+        <w:t xml:space="preserve">+</w:t>
+      </w:r>
+      <w:r>
+        <w:br/>
+      </w:r>
+      <w:r>
+        <w:rPr>
+          <w:rStyle w:val="NormalTok"/>
+        </w:rPr>
+        <w:t xml:space="preserve">  </w:t>
+      </w:r>
+      <w:r>
+        <w:rPr>
+          <w:rStyle w:val="FunctionTok"/>
+        </w:rPr>
+        <w:t xml:space="preserve">theme_minimal</w:t>
+      </w:r>
+      <w:r>
+        <w:rPr>
+          <w:rStyle w:val="NormalTok"/>
+        </w:rPr>
+        <w:t xml:space="preserve">()</w:t>
+      </w:r>
+    </w:p>
+    <w:p>
+      <w:pPr>
+        <w:pStyle w:val="FirstParagraph"/>
+      </w:pPr>
+      <w:r>
+        <w:drawing>
+          <wp:inline>
+            <wp:extent cx="4620126" cy="3696101"/>
+            <wp:effectExtent b="0" l="0" r="0" t="0"/>
+            <wp:docPr descr="" title="" id="91" name="Picture"/>
+            <a:graphic>
+              <a:graphicData uri="http://schemas.openxmlformats.org/drawingml/2006/picture">
+                <pic:pic>
+                  <pic:nvPicPr>
+                    <pic:cNvPr descr="W4_w_answers_files/figure-docx/unnamed-chunk-31-6.png" id="92" name="Picture"/>
+                    <pic:cNvPicPr>
+                      <a:picLocks noChangeArrowheads="1" noChangeAspect="1"/>
+                    </pic:cNvPicPr>
+                  </pic:nvPicPr>
+                  <pic:blipFill>
+                    <a:blip r:embed="rId90"/>
+                    <a:stretch>
+                      <a:fillRect/>
+                    </a:stretch>
+                  </pic:blipFill>
+                  <pic:spPr bwMode="auto">
+                    <a:xfrm>
+                      <a:off x="0" y="0"/>
+                      <a:ext cx="4620126" cy="3696101"/>
+                    </a:xfrm>
+                    <a:prstGeom prst="rect">
+                      <a:avLst/>
+                    </a:prstGeom>
+                    <a:noFill/>
+                    <a:ln w="9525">
+                      <a:noFill/>
+                      <a:headEnd/>
+                      <a:tailEnd/>
+                    </a:ln>
+                  </pic:spPr>
+                </pic:pic>
+              </a:graphicData>
+            </a:graphic>
+          </wp:inline>
+        </w:drawing>
+      </w:r>
+    </w:p>
+    <w:bookmarkEnd w:id="93"/>
+    <w:bookmarkEnd w:id="94"/>
+    <w:bookmarkStart w:id="95" w:name="assumption-table"/>
     <w:p>
       <w:pPr>
         <w:pStyle w:val="Heading1"/>
@@ -4787,7 +5683,7 @@
         </w:tc>
       </w:tr>
     </w:tbl>
-    <w:bookmarkEnd w:id="77"/>
+    <w:bookmarkEnd w:id="95"/>
     <w:sectPr>
       <w:pgSz w:h="15840" w:w="12240"/>
       <w:pgMar w:bottom="1440" w:footer="720" w:gutter="0" w:header="720" w:left="1440" w:right="1440" w:top="1440"/>

--- a/Workshops/Workshop 4 - Diagnosing LM with continuous predictors/W4_w_answers.docx
+++ b/Workshops/Workshop 4 - Diagnosing LM with continuous predictors/W4_w_answers.docx
@@ -2535,7 +2535,7 @@
         <w:pStyle w:val="BodyText"/>
       </w:pPr>
       <w:r>
-        <w:t xml:space="preserve">This means that the Scale-Location plot provides another opportunity to check the same assumptions that the Residuals vs Fitted plot did. The reason for having both plots is that sometimes one plot may make diagnosing issues easier than the other. For example, I often find the Scale-Location plot more useful for complex models but somewhat redundant for simpler ones. Indeed, there are times when the Residuals vs Fitted plot may appear problematic, but the checking Scale-Location plot can tell me that the issues are not as severe as they initially seemed.</w:t>
+        <w:t xml:space="preserve">This means that the Scale-Location plot provides another opportunity to check the same assumptions that the Residuals vs Fitted plot did but in a different way. The reason for having both plots is that sometimes one plot may make diagnosing issues easier than the other. For example, the Residuals vs Fitted can may spotting non-linearity a bit easier, while the Scale-Location can make checking for equal variance a bit easier. It’s often worth checking both.</w:t>
       </w:r>
     </w:p>
     <w:bookmarkEnd w:id="50"/>
@@ -4907,6 +4907,36 @@
       <w:pPr>
         <w:pStyle w:val="SourceCode"/>
       </w:pPr>
+      <w:r>
+        <w:rPr>
+          <w:rStyle w:val="CommentTok"/>
+        </w:rPr>
+        <w:t xml:space="preserve"># Diagnostics look final except for Residuals vs Fitted</w:t>
+      </w:r>
+      <w:r>
+        <w:br/>
+      </w:r>
+      <w:r>
+        <w:rPr>
+          <w:rStyle w:val="CommentTok"/>
+        </w:rPr>
+        <w:t xml:space="preserve"># There seems to be a clear pattern in the residuals</w:t>
+      </w:r>
+      <w:r>
+        <w:br/>
+      </w:r>
+      <w:r>
+        <w:rPr>
+          <w:rStyle w:val="CommentTok"/>
+        </w:rPr>
+        <w:t xml:space="preserve"># Negative to positive to negative again</w:t>
+      </w:r>
+      <w:r>
+        <w:br/>
+      </w:r>
+      <w:r>
+        <w:br/>
+      </w:r>
       <w:r>
         <w:rPr>
           <w:rStyle w:val="CommentTok"/>
